--- a/Practical-9,10,11,12/Practical_12.docx
+++ b/Practical-9,10,11,12/Practical_12.docx
@@ -143,8 +143,6 @@
       <w:pPr>
         <w:keepNext/>
         <w:spacing w:after="60"/>
-      </w:pPr>
-      <w:r>
         <w:rPr>
           <w:rFonts w:ascii="Times New Roman" w:hAnsi="Times New Roman" w:eastAsia="Times New Roman" w:cs="Times New Roman"/>
           <w:b/>
@@ -152,54 +150,67 @@
           <w:sz w:val="24"/>
           <w:szCs w:val="24"/>
         </w:rPr>
+      </w:pPr>
+      <w:r>
+        <w:rPr>
+          <w:rFonts w:ascii="Times New Roman" w:hAnsi="Times New Roman" w:eastAsia="Times New Roman" w:cs="Times New Roman"/>
+          <w:b/>
+          <w:bCs/>
+          <w:sz w:val="24"/>
+          <w:szCs w:val="24"/>
+        </w:rPr>
         <w:t>3. Are poster uploads validated for type and size?</w:t>
-      </w:r>
-    </w:p>
-    <w:p>
-      <w:pPr>
-        <w:spacing w:after="160" w:line="276" w:lineRule="auto"/>
-        <w:jc w:val="both"/>
-      </w:pPr>
-      <w:r>
-        <w:rPr>
-          <w:rFonts w:ascii="Times New Roman" w:hAnsi="Times New Roman" w:eastAsia="Times New Roman" w:cs="Times New Roman"/>
-          <w:sz w:val="24"/>
-          <w:szCs w:val="24"/>
-        </w:rPr>
-        <w:t>Yes. Only JPG, JPEG and PNG files are allowed, and the file type is checked using the extension and the MIME type. The maximum file size is limited to 2 MB. The upload error code is also checked, and the file is saved using move_uploaded_file().</w:t>
       </w:r>
     </w:p>
     <w:p>
       <w:pPr>
         <w:keepNext/>
         <w:spacing w:after="60"/>
-      </w:pPr>
-      <w:r>
-        <w:rPr>
-          <w:rFonts w:ascii="Times New Roman" w:hAnsi="Times New Roman" w:eastAsia="Times New Roman" w:cs="Times New Roman"/>
+        <w:rPr>
+          <w:rFonts w:hint="default" w:ascii="Times New Roman" w:hAnsi="Times New Roman" w:eastAsia="Times New Roman" w:cs="Times New Roman"/>
           <w:b/>
           <w:bCs/>
           <w:sz w:val="24"/>
           <w:szCs w:val="24"/>
+          <w:lang w:val="en-US"/>
+        </w:rPr>
+      </w:pPr>
+      <w:r>
+        <w:rPr>
+          <w:rFonts w:hint="default" w:cs="Times New Roman"/>
+          <w:b/>
+          <w:bCs/>
+          <w:sz w:val="24"/>
+          <w:szCs w:val="24"/>
+          <w:lang w:val="en-US"/>
+        </w:rPr>
+        <w:t>NO</w:t>
+      </w:r>
+    </w:p>
+    <w:p>
+      <w:pPr>
+        <w:keepNext/>
+        <w:spacing w:after="60"/>
+      </w:pPr>
+      <w:r>
+        <w:rPr>
+          <w:rFonts w:ascii="Times New Roman" w:hAnsi="Times New Roman" w:eastAsia="Times New Roman" w:cs="Times New Roman"/>
+          <w:b/>
+          <w:bCs/>
+          <w:sz w:val="24"/>
+          <w:szCs w:val="24"/>
         </w:rPr>
         <w:t>4. Are success and failure messages displayed?</w:t>
       </w:r>
     </w:p>
     <w:p>
-      <w:pPr>
-        <w:spacing w:after="160" w:line="276" w:lineRule="auto"/>
-        <w:jc w:val="both"/>
-      </w:pPr>
-      <w:r>
-        <w:rPr>
-          <w:rFonts w:ascii="Times New Roman" w:hAnsi="Times New Roman" w:eastAsia="Times New Roman" w:cs="Times New Roman"/>
-          <w:sz w:val="24"/>
-          <w:szCs w:val="24"/>
-        </w:rPr>
-        <w:t>Yes. Messages such as "Event added successfully", "Event updated successfully" and "Event deleted successfully" are shown on success. On failure, messages such as "Invalid file type" or "File size must be less than 2 MB" are shown.</w:t>
-      </w:r>
-    </w:p>
-    <w:p>
+      <w:r>
+        <w:rPr>
+          <w:rFonts w:hint="default"/>
+          <w:lang w:val="en-US"/>
+        </w:rPr>
+        <w:t>NO</w:t>
+      </w:r>
       <w:r>
         <w:br w:type="page"/>
       </w:r>
@@ -222,29 +233,13 @@
     <w:p>
       <w:pPr>
         <w:spacing w:before="240" w:after="120"/>
-        <w:rPr>
-          <w:rFonts w:hint="default" w:ascii="Times New Roman" w:hAnsi="Times New Roman" w:eastAsia="Times New Roman" w:cs="Times New Roman"/>
-          <w:b/>
-          <w:bCs/>
-          <w:sz w:val="28"/>
-          <w:szCs w:val="28"/>
-          <w:lang w:val="en-IN"/>
-        </w:rPr>
-      </w:pPr>
-      <w:r>
-        <w:rPr>
-          <w:rFonts w:hint="default" w:ascii="Times New Roman" w:hAnsi="Times New Roman" w:eastAsia="Times New Roman" w:cs="Times New Roman"/>
-          <w:b/>
-          <w:bCs/>
-          <w:sz w:val="28"/>
-          <w:szCs w:val="28"/>
-          <w:lang w:val="en-IN"/>
-        </w:rPr>
+      </w:pPr>
+      <w:r>
         <w:drawing>
           <wp:inline distT="0" distB="0" distL="114300" distR="114300">
-            <wp:extent cx="5726430" cy="2741295"/>
-            <wp:effectExtent l="0" t="0" r="3810" b="1905"/>
-            <wp:docPr id="1" name="Picture 1" descr="Screenshot 2026-10-13 031409"/>
+            <wp:extent cx="5412740" cy="5666740"/>
+            <wp:effectExtent l="0" t="0" r="12700" b="2540"/>
+            <wp:docPr id="7" name="Picture 1"/>
             <wp:cNvGraphicFramePr>
               <a:graphicFrameLocks xmlns:a="http://schemas.openxmlformats.org/drawingml/2006/main" noChangeAspect="1"/>
             </wp:cNvGraphicFramePr>
@@ -252,7 +247,7 @@
               <a:graphicData uri="http://schemas.openxmlformats.org/drawingml/2006/picture">
                 <pic:pic xmlns:pic="http://schemas.openxmlformats.org/drawingml/2006/picture">
                   <pic:nvPicPr>
-                    <pic:cNvPr id="1" name="Picture 1" descr="Screenshot 2026-10-13 031409"/>
+                    <pic:cNvPr id="7" name="Picture 1"/>
                     <pic:cNvPicPr>
                       <a:picLocks noChangeAspect="1"/>
                     </pic:cNvPicPr>
@@ -266,11 +261,15 @@
                   <pic:spPr>
                     <a:xfrm>
                       <a:off x="0" y="0"/>
-                      <a:ext cx="5726430" cy="2741295"/>
+                      <a:ext cx="5412740" cy="5666740"/>
                     </a:xfrm>
                     <a:prstGeom prst="rect">
                       <a:avLst/>
                     </a:prstGeom>
+                    <a:noFill/>
+                    <a:ln>
+                      <a:noFill/>
+                    </a:ln>
                   </pic:spPr>
                 </pic:pic>
               </a:graphicData>
@@ -282,29 +281,13 @@
     <w:p>
       <w:pPr>
         <w:spacing w:before="240" w:after="120"/>
-        <w:rPr>
-          <w:rFonts w:hint="default" w:ascii="Times New Roman" w:hAnsi="Times New Roman" w:eastAsia="Times New Roman" w:cs="Times New Roman"/>
-          <w:b/>
-          <w:bCs/>
-          <w:sz w:val="28"/>
-          <w:szCs w:val="28"/>
-          <w:lang w:val="en-IN"/>
-        </w:rPr>
-      </w:pPr>
-      <w:r>
-        <w:rPr>
-          <w:rFonts w:hint="default" w:ascii="Times New Roman" w:hAnsi="Times New Roman" w:eastAsia="Times New Roman" w:cs="Times New Roman"/>
-          <w:b/>
-          <w:bCs/>
-          <w:sz w:val="28"/>
-          <w:szCs w:val="28"/>
-          <w:lang w:val="en-IN"/>
-        </w:rPr>
+      </w:pPr>
+      <w:r>
         <w:drawing>
           <wp:inline distT="0" distB="0" distL="114300" distR="114300">
-            <wp:extent cx="5722620" cy="2745105"/>
-            <wp:effectExtent l="0" t="0" r="7620" b="13335"/>
-            <wp:docPr id="2" name="Picture 2" descr="Screenshot 2026-10-13 031534"/>
+            <wp:extent cx="5720715" cy="2396490"/>
+            <wp:effectExtent l="0" t="0" r="9525" b="11430"/>
+            <wp:docPr id="9" name="Picture 3"/>
             <wp:cNvGraphicFramePr>
               <a:graphicFrameLocks xmlns:a="http://schemas.openxmlformats.org/drawingml/2006/main" noChangeAspect="1"/>
             </wp:cNvGraphicFramePr>
@@ -312,7 +295,7 @@
               <a:graphicData uri="http://schemas.openxmlformats.org/drawingml/2006/picture">
                 <pic:pic xmlns:pic="http://schemas.openxmlformats.org/drawingml/2006/picture">
                   <pic:nvPicPr>
-                    <pic:cNvPr id="2" name="Picture 2" descr="Screenshot 2026-10-13 031534"/>
+                    <pic:cNvPr id="9" name="Picture 3"/>
                     <pic:cNvPicPr>
                       <a:picLocks noChangeAspect="1"/>
                     </pic:cNvPicPr>
@@ -326,11 +309,15 @@
                   <pic:spPr>
                     <a:xfrm>
                       <a:off x="0" y="0"/>
-                      <a:ext cx="5722620" cy="2745105"/>
+                      <a:ext cx="5720715" cy="2396490"/>
                     </a:xfrm>
                     <a:prstGeom prst="rect">
                       <a:avLst/>
                     </a:prstGeom>
+                    <a:noFill/>
+                    <a:ln>
+                      <a:noFill/>
+                    </a:ln>
                   </pic:spPr>
                 </pic:pic>
               </a:graphicData>
@@ -342,54 +329,13 @@
     <w:p>
       <w:pPr>
         <w:spacing w:before="240" w:after="120"/>
-        <w:ind w:left="3000" w:leftChars="0" w:firstLine="500" w:firstLineChars="0"/>
-        <w:rPr>
-          <w:rFonts w:hint="default" w:ascii="Times New Roman" w:hAnsi="Times New Roman" w:eastAsia="Times New Roman" w:cs="Times New Roman"/>
-          <w:b/>
-          <w:bCs/>
-          <w:sz w:val="28"/>
-          <w:szCs w:val="28"/>
-          <w:lang w:val="en-IN"/>
-        </w:rPr>
-      </w:pPr>
-      <w:r>
-        <w:rPr>
-          <w:rFonts w:hint="default" w:cs="Times New Roman"/>
-          <w:b/>
-          <w:bCs/>
-          <w:sz w:val="28"/>
-          <w:szCs w:val="28"/>
-          <w:lang w:val="en-IN"/>
-        </w:rPr>
-        <w:t>(Add new)</w:t>
-      </w:r>
-    </w:p>
-    <w:p>
-      <w:pPr>
-        <w:spacing w:before="240" w:after="120"/>
-        <w:rPr>
-          <w:rFonts w:hint="default" w:ascii="Times New Roman" w:hAnsi="Times New Roman" w:eastAsia="Times New Roman" w:cs="Times New Roman"/>
-          <w:b/>
-          <w:bCs/>
-          <w:sz w:val="28"/>
-          <w:szCs w:val="28"/>
-          <w:lang w:val="en-IN"/>
-        </w:rPr>
-      </w:pPr>
-      <w:r>
-        <w:rPr>
-          <w:rFonts w:hint="default" w:ascii="Times New Roman" w:hAnsi="Times New Roman" w:eastAsia="Times New Roman" w:cs="Times New Roman"/>
-          <w:b/>
-          <w:bCs/>
-          <w:sz w:val="28"/>
-          <w:szCs w:val="28"/>
-          <w:lang w:val="en-IN"/>
-        </w:rPr>
+      </w:pPr>
+      <w:r>
         <w:drawing>
           <wp:inline distT="0" distB="0" distL="114300" distR="114300">
-            <wp:extent cx="5720080" cy="1306830"/>
-            <wp:effectExtent l="0" t="0" r="10160" b="3810"/>
-            <wp:docPr id="3" name="Picture 3" descr="Screenshot 2026-10-13 031604"/>
+            <wp:extent cx="2995930" cy="3554730"/>
+            <wp:effectExtent l="0" t="0" r="6350" b="11430"/>
+            <wp:docPr id="8" name="Picture 1"/>
             <wp:cNvGraphicFramePr>
               <a:graphicFrameLocks xmlns:a="http://schemas.openxmlformats.org/drawingml/2006/main" noChangeAspect="1"/>
             </wp:cNvGraphicFramePr>
@@ -397,7 +343,7 @@
               <a:graphicData uri="http://schemas.openxmlformats.org/drawingml/2006/picture">
                 <pic:pic xmlns:pic="http://schemas.openxmlformats.org/drawingml/2006/picture">
                   <pic:nvPicPr>
-                    <pic:cNvPr id="3" name="Picture 3" descr="Screenshot 2026-10-13 031604"/>
+                    <pic:cNvPr id="8" name="Picture 1"/>
                     <pic:cNvPicPr>
                       <a:picLocks noChangeAspect="1"/>
                     </pic:cNvPicPr>
@@ -411,11 +357,15 @@
                   <pic:spPr>
                     <a:xfrm>
                       <a:off x="0" y="0"/>
-                      <a:ext cx="5720080" cy="1306830"/>
+                      <a:ext cx="2995930" cy="3554730"/>
                     </a:xfrm>
                     <a:prstGeom prst="rect">
                       <a:avLst/>
                     </a:prstGeom>
+                    <a:noFill/>
+                    <a:ln>
+                      <a:noFill/>
+                    </a:ln>
                   </pic:spPr>
                 </pic:pic>
               </a:graphicData>
@@ -427,54 +377,33 @@
     <w:p>
       <w:pPr>
         <w:spacing w:before="240" w:after="120"/>
-        <w:ind w:left="3000" w:leftChars="0" w:firstLine="500" w:firstLineChars="0"/>
-        <w:rPr>
-          <w:rFonts w:hint="default" w:ascii="Times New Roman" w:hAnsi="Times New Roman" w:eastAsia="Times New Roman" w:cs="Times New Roman"/>
-          <w:b/>
-          <w:bCs/>
-          <w:sz w:val="28"/>
-          <w:szCs w:val="28"/>
-          <w:lang w:val="en-IN"/>
-        </w:rPr>
-      </w:pPr>
-      <w:r>
-        <w:rPr>
-          <w:rFonts w:hint="default" w:cs="Times New Roman"/>
-          <w:b/>
-          <w:bCs/>
-          <w:sz w:val="28"/>
-          <w:szCs w:val="28"/>
-          <w:lang w:val="en-IN"/>
-        </w:rPr>
-        <w:t>(Updated)</w:t>
+        <w:rPr>
+          <w:rFonts w:hint="default"/>
+          <w:lang w:val="en-US"/>
+        </w:rPr>
+      </w:pPr>
+      <w:r>
+        <w:rPr>
+          <w:rFonts w:hint="default"/>
+          <w:lang w:val="en-US"/>
+        </w:rPr>
+        <w:t>(#6 event deleted )</w:t>
       </w:r>
     </w:p>
     <w:p>
       <w:pPr>
         <w:spacing w:before="240" w:after="120"/>
         <w:rPr>
-          <w:rFonts w:hint="default" w:ascii="Times New Roman" w:hAnsi="Times New Roman" w:eastAsia="Times New Roman" w:cs="Times New Roman"/>
-          <w:b/>
-          <w:bCs/>
-          <w:sz w:val="28"/>
-          <w:szCs w:val="28"/>
-          <w:lang w:val="en-IN"/>
-        </w:rPr>
-      </w:pPr>
-      <w:r>
-        <w:rPr>
-          <w:rFonts w:hint="default" w:ascii="Times New Roman" w:hAnsi="Times New Roman" w:eastAsia="Times New Roman" w:cs="Times New Roman"/>
-          <w:b/>
-          <w:bCs/>
-          <w:sz w:val="28"/>
-          <w:szCs w:val="28"/>
-          <w:lang w:val="en-IN"/>
-        </w:rPr>
+          <w:rFonts w:hint="default"/>
+          <w:lang w:val="en-US"/>
+        </w:rPr>
+      </w:pPr>
+      <w:r>
         <w:drawing>
           <wp:inline distT="0" distB="0" distL="114300" distR="114300">
-            <wp:extent cx="5721985" cy="2772410"/>
-            <wp:effectExtent l="0" t="0" r="8255" b="1270"/>
-            <wp:docPr id="4" name="Picture 4" descr="Screenshot 2026-10-13 032105"/>
+            <wp:extent cx="5730240" cy="2877185"/>
+            <wp:effectExtent l="0" t="0" r="0" b="3175"/>
+            <wp:docPr id="10" name="Picture 2"/>
             <wp:cNvGraphicFramePr>
               <a:graphicFrameLocks xmlns:a="http://schemas.openxmlformats.org/drawingml/2006/main" noChangeAspect="1"/>
             </wp:cNvGraphicFramePr>
@@ -482,7 +411,7 @@
               <a:graphicData uri="http://schemas.openxmlformats.org/drawingml/2006/picture">
                 <pic:pic xmlns:pic="http://schemas.openxmlformats.org/drawingml/2006/picture">
                   <pic:nvPicPr>
-                    <pic:cNvPr id="4" name="Picture 4" descr="Screenshot 2026-10-13 032105"/>
+                    <pic:cNvPr id="10" name="Picture 2"/>
                     <pic:cNvPicPr>
                       <a:picLocks noChangeAspect="1"/>
                     </pic:cNvPicPr>
@@ -496,11 +425,15 @@
                   <pic:spPr>
                     <a:xfrm>
                       <a:off x="0" y="0"/>
-                      <a:ext cx="5721985" cy="2772410"/>
+                      <a:ext cx="5730240" cy="2877185"/>
                     </a:xfrm>
                     <a:prstGeom prst="rect">
                       <a:avLst/>
                     </a:prstGeom>
+                    <a:noFill/>
+                    <a:ln>
+                      <a:noFill/>
+                    </a:ln>
                   </pic:spPr>
                 </pic:pic>
               </a:graphicData>
@@ -512,343 +445,42 @@
     <w:p>
       <w:pPr>
         <w:spacing w:before="240" w:after="120"/>
-        <w:ind w:left="2500" w:leftChars="0" w:firstLine="500" w:firstLineChars="0"/>
-        <w:rPr>
-          <w:rFonts w:hint="default" w:ascii="Times New Roman" w:hAnsi="Times New Roman" w:eastAsia="Times New Roman" w:cs="Times New Roman"/>
+      </w:pPr>
+      <w:r>
+        <w:rPr>
+          <w:rFonts w:ascii="Times New Roman" w:hAnsi="Times New Roman" w:eastAsia="Times New Roman" w:cs="Times New Roman"/>
           <w:b/>
           <w:bCs/>
           <w:sz w:val="28"/>
           <w:szCs w:val="28"/>
-          <w:lang w:val="en-IN"/>
-        </w:rPr>
-      </w:pPr>
-      <w:r>
-        <w:rPr>
-          <w:rFonts w:hint="default" w:cs="Times New Roman"/>
-          <w:b/>
-          <w:bCs/>
-          <w:sz w:val="28"/>
-          <w:szCs w:val="28"/>
-          <w:lang w:val="en-IN"/>
-        </w:rPr>
-        <w:t>(Delete)</w:t>
-      </w:r>
-    </w:p>
-    <w:p>
-      <w:pPr>
-        <w:spacing w:before="240" w:after="120"/>
-        <w:rPr>
-          <w:rFonts w:hint="default" w:ascii="Times New Roman" w:hAnsi="Times New Roman" w:eastAsia="Times New Roman" w:cs="Times New Roman"/>
-          <w:b/>
-          <w:bCs/>
-          <w:sz w:val="28"/>
-          <w:szCs w:val="28"/>
-          <w:lang w:val="en-IN"/>
-        </w:rPr>
-      </w:pPr>
-      <w:r>
-        <w:rPr>
-          <w:rFonts w:hint="default" w:ascii="Times New Roman" w:hAnsi="Times New Roman" w:eastAsia="Times New Roman" w:cs="Times New Roman"/>
-          <w:b/>
-          <w:bCs/>
-          <w:sz w:val="28"/>
-          <w:szCs w:val="28"/>
-          <w:lang w:val="en-IN"/>
-        </w:rPr>
-        <w:drawing>
-          <wp:inline distT="0" distB="0" distL="114300" distR="114300">
-            <wp:extent cx="5728970" cy="2628265"/>
-            <wp:effectExtent l="0" t="0" r="1270" b="8255"/>
-            <wp:docPr id="5" name="Picture 5" descr="Screenshot 2026-10-13 032146"/>
-            <wp:cNvGraphicFramePr>
-              <a:graphicFrameLocks xmlns:a="http://schemas.openxmlformats.org/drawingml/2006/main" noChangeAspect="1"/>
-            </wp:cNvGraphicFramePr>
-            <a:graphic xmlns:a="http://schemas.openxmlformats.org/drawingml/2006/main">
-              <a:graphicData uri="http://schemas.openxmlformats.org/drawingml/2006/picture">
-                <pic:pic xmlns:pic="http://schemas.openxmlformats.org/drawingml/2006/picture">
-                  <pic:nvPicPr>
-                    <pic:cNvPr id="5" name="Picture 5" descr="Screenshot 2026-10-13 032146"/>
-                    <pic:cNvPicPr>
-                      <a:picLocks noChangeAspect="1"/>
-                    </pic:cNvPicPr>
-                  </pic:nvPicPr>
-                  <pic:blipFill>
-                    <a:blip r:embed="rId10"/>
-                    <a:stretch>
-                      <a:fillRect/>
-                    </a:stretch>
-                  </pic:blipFill>
-                  <pic:spPr>
-                    <a:xfrm>
-                      <a:off x="0" y="0"/>
-                      <a:ext cx="5728970" cy="2628265"/>
-                    </a:xfrm>
-                    <a:prstGeom prst="rect">
-                      <a:avLst/>
-                    </a:prstGeom>
-                  </pic:spPr>
-                </pic:pic>
-              </a:graphicData>
-            </a:graphic>
-          </wp:inline>
-        </w:drawing>
-      </w:r>
-    </w:p>
-    <w:p>
-      <w:pPr>
-        <w:spacing w:before="240" w:after="120"/>
-        <w:ind w:left="3000" w:leftChars="0" w:firstLine="500" w:firstLineChars="0"/>
-        <w:rPr>
-          <w:rFonts w:hint="default" w:ascii="Times New Roman" w:hAnsi="Times New Roman" w:eastAsia="Times New Roman" w:cs="Times New Roman"/>
-          <w:b/>
-          <w:bCs/>
-          <w:sz w:val="28"/>
-          <w:szCs w:val="28"/>
-          <w:lang w:val="en-IN"/>
-        </w:rPr>
-      </w:pPr>
-      <w:r>
-        <w:rPr>
-          <w:rFonts w:hint="default" w:cs="Times New Roman"/>
-          <w:b/>
-          <w:bCs/>
-          <w:sz w:val="28"/>
-          <w:szCs w:val="28"/>
-          <w:lang w:val="en-IN"/>
-        </w:rPr>
-        <w:t>(Edit)</w:t>
-      </w:r>
-    </w:p>
-    <w:p>
-      <w:pPr>
-        <w:spacing w:before="240" w:after="120"/>
-        <w:rPr>
-          <w:rFonts w:hint="default" w:ascii="Times New Roman" w:hAnsi="Times New Roman" w:eastAsia="Times New Roman" w:cs="Times New Roman"/>
-          <w:b/>
-          <w:bCs/>
-          <w:sz w:val="28"/>
-          <w:szCs w:val="28"/>
-          <w:lang w:val="en-IN"/>
-        </w:rPr>
-      </w:pPr>
-      <w:r>
-        <w:rPr>
-          <w:rFonts w:hint="default" w:ascii="Times New Roman" w:hAnsi="Times New Roman" w:eastAsia="Times New Roman" w:cs="Times New Roman"/>
-          <w:b/>
-          <w:bCs/>
-          <w:sz w:val="28"/>
-          <w:szCs w:val="28"/>
-          <w:lang w:val="en-IN"/>
-        </w:rPr>
-        <w:drawing>
-          <wp:inline distT="0" distB="0" distL="114300" distR="114300">
-            <wp:extent cx="5724525" cy="878840"/>
-            <wp:effectExtent l="0" t="0" r="5715" b="5080"/>
-            <wp:docPr id="6" name="Picture 6" descr="Screenshot 2026-10-13 032408"/>
-            <wp:cNvGraphicFramePr>
-              <a:graphicFrameLocks xmlns:a="http://schemas.openxmlformats.org/drawingml/2006/main" noChangeAspect="1"/>
-            </wp:cNvGraphicFramePr>
-            <a:graphic xmlns:a="http://schemas.openxmlformats.org/drawingml/2006/main">
-              <a:graphicData uri="http://schemas.openxmlformats.org/drawingml/2006/picture">
-                <pic:pic xmlns:pic="http://schemas.openxmlformats.org/drawingml/2006/picture">
-                  <pic:nvPicPr>
-                    <pic:cNvPr id="6" name="Picture 6" descr="Screenshot 2026-10-13 032408"/>
-                    <pic:cNvPicPr>
-                      <a:picLocks noChangeAspect="1"/>
-                    </pic:cNvPicPr>
-                  </pic:nvPicPr>
-                  <pic:blipFill>
-                    <a:blip r:embed="rId11"/>
-                    <a:stretch>
-                      <a:fillRect/>
-                    </a:stretch>
-                  </pic:blipFill>
-                  <pic:spPr>
-                    <a:xfrm>
-                      <a:off x="0" y="0"/>
-                      <a:ext cx="5724525" cy="878840"/>
-                    </a:xfrm>
-                    <a:prstGeom prst="rect">
-                      <a:avLst/>
-                    </a:prstGeom>
-                  </pic:spPr>
-                </pic:pic>
-              </a:graphicData>
-            </a:graphic>
-          </wp:inline>
-        </w:drawing>
-      </w:r>
-    </w:p>
-    <w:p>
-      <w:pPr>
-        <w:spacing w:before="240" w:after="120"/>
-        <w:ind w:left="3000" w:leftChars="0" w:firstLine="500" w:firstLineChars="0"/>
-        <w:rPr>
-          <w:rFonts w:hint="default" w:ascii="Times New Roman" w:hAnsi="Times New Roman" w:eastAsia="Times New Roman" w:cs="Times New Roman"/>
-          <w:b/>
-          <w:bCs/>
-          <w:sz w:val="28"/>
-          <w:szCs w:val="28"/>
-          <w:lang w:val="en-IN"/>
-        </w:rPr>
-      </w:pPr>
-      <w:r>
-        <w:rPr>
-          <w:rFonts w:hint="default" w:cs="Times New Roman"/>
-          <w:b/>
-          <w:bCs/>
-          <w:sz w:val="28"/>
-          <w:szCs w:val="28"/>
-          <w:lang w:val="en-IN"/>
-        </w:rPr>
-        <w:t>(If image size big)</w:t>
-      </w:r>
-    </w:p>
-    <w:p>
-      <w:pPr>
-        <w:spacing w:before="240" w:after="120"/>
-        <w:rPr>
-          <w:rFonts w:hint="default" w:ascii="Times New Roman" w:hAnsi="Times New Roman" w:eastAsia="Times New Roman" w:cs="Times New Roman"/>
-          <w:b/>
-          <w:bCs/>
-          <w:sz w:val="28"/>
-          <w:szCs w:val="28"/>
-          <w:lang w:val="en-IN"/>
-        </w:rPr>
-      </w:pPr>
-      <w:r>
-        <w:rPr>
-          <w:rFonts w:hint="default" w:ascii="Times New Roman" w:hAnsi="Times New Roman" w:eastAsia="Times New Roman" w:cs="Times New Roman"/>
-          <w:b/>
-          <w:bCs/>
-          <w:sz w:val="28"/>
-          <w:szCs w:val="28"/>
-          <w:lang w:val="en-IN"/>
-        </w:rPr>
-        <w:drawing>
-          <wp:inline distT="0" distB="0" distL="114300" distR="114300">
-            <wp:extent cx="5729605" cy="2435860"/>
-            <wp:effectExtent l="0" t="0" r="635" b="2540"/>
-            <wp:docPr id="7" name="Picture 7" descr="Screenshot 2026-10-13 032449"/>
-            <wp:cNvGraphicFramePr>
-              <a:graphicFrameLocks xmlns:a="http://schemas.openxmlformats.org/drawingml/2006/main" noChangeAspect="1"/>
-            </wp:cNvGraphicFramePr>
-            <a:graphic xmlns:a="http://schemas.openxmlformats.org/drawingml/2006/main">
-              <a:graphicData uri="http://schemas.openxmlformats.org/drawingml/2006/picture">
-                <pic:pic xmlns:pic="http://schemas.openxmlformats.org/drawingml/2006/picture">
-                  <pic:nvPicPr>
-                    <pic:cNvPr id="7" name="Picture 7" descr="Screenshot 2026-10-13 032449"/>
-                    <pic:cNvPicPr>
-                      <a:picLocks noChangeAspect="1"/>
-                    </pic:cNvPicPr>
-                  </pic:nvPicPr>
-                  <pic:blipFill>
-                    <a:blip r:embed="rId12"/>
-                    <a:stretch>
-                      <a:fillRect/>
-                    </a:stretch>
-                  </pic:blipFill>
-                  <pic:spPr>
-                    <a:xfrm>
-                      <a:off x="0" y="0"/>
-                      <a:ext cx="5729605" cy="2435860"/>
-                    </a:xfrm>
-                    <a:prstGeom prst="rect">
-                      <a:avLst/>
-                    </a:prstGeom>
-                  </pic:spPr>
-                </pic:pic>
-              </a:graphicData>
-            </a:graphic>
-          </wp:inline>
-        </w:drawing>
-      </w:r>
-    </w:p>
-    <w:p>
-      <w:pPr>
-        <w:spacing w:before="240" w:after="120"/>
-        <w:ind w:left="3000" w:leftChars="0" w:firstLine="500" w:firstLineChars="0"/>
-        <w:rPr>
-          <w:rFonts w:hint="default" w:ascii="Times New Roman" w:hAnsi="Times New Roman" w:eastAsia="Times New Roman" w:cs="Times New Roman"/>
-          <w:b/>
-          <w:bCs/>
-          <w:sz w:val="28"/>
-          <w:szCs w:val="28"/>
-          <w:lang w:val="en-IN"/>
-        </w:rPr>
-      </w:pPr>
-      <w:r>
-        <w:rPr>
-          <w:rFonts w:hint="default" w:cs="Times New Roman"/>
-          <w:b/>
-          <w:bCs/>
-          <w:sz w:val="28"/>
-          <w:szCs w:val="28"/>
-          <w:lang w:val="en-IN"/>
-        </w:rPr>
-        <w:t>(History)</w:t>
-      </w:r>
-    </w:p>
-    <w:p>
-      <w:pPr>
-        <w:spacing w:before="240" w:after="120"/>
-      </w:pPr>
-      <w:r>
-        <w:rPr>
-          <w:rFonts w:ascii="Times New Roman" w:hAnsi="Times New Roman" w:eastAsia="Times New Roman" w:cs="Times New Roman"/>
-          <w:b/>
-          <w:bCs/>
-          <w:sz w:val="28"/>
-          <w:szCs w:val="28"/>
         </w:rPr>
         <w:t>GitHub Repository Link:</w:t>
       </w:r>
     </w:p>
     <w:p>
-      <w:pPr>
-        <w:spacing w:after="120" w:line="276" w:lineRule="auto"/>
-        <w:rPr>
-          <w:rFonts w:hint="default"/>
-        </w:rPr>
-      </w:pPr>
-      <w:r>
-        <w:rPr>
-          <w:rFonts w:hint="default"/>
-        </w:rPr>
+      <w:r>
         <w:fldChar w:fldCharType="begin"/>
       </w:r>
       <w:r>
-        <w:rPr>
-          <w:rFonts w:hint="default"/>
-        </w:rPr>
-        <w:instrText xml:space="preserve"> HYPERLINK "https://github.com/ayushposhiya00-lab/Student-Hub/tree/main/Practical-12" </w:instrText>
-      </w:r>
-      <w:r>
-        <w:rPr>
-          <w:rFonts w:hint="default"/>
-        </w:rPr>
+        <w:instrText xml:space="preserve"> HYPERLINK "https://github.com/yakshu205/StudentHub/tree/main/Practical-9%2C10%2C11%2C12" </w:instrText>
+      </w:r>
+      <w:r>
         <w:fldChar w:fldCharType="separate"/>
       </w:r>
       <w:r>
         <w:rPr>
           <w:rStyle w:val="14"/>
-          <w:rFonts w:hint="default"/>
-        </w:rPr>
-        <w:t>https://github.com/ayushposhiya00-lab/Student-Hub/tree/main/Practical-12</w:t>
-      </w:r>
-      <w:r>
-        <w:rPr>
-          <w:rFonts w:hint="default"/>
-        </w:rPr>
+        </w:rPr>
+        <w:t>https://github.com/yakshu205/StudentHub/tree/main/Practical-9%2C10%2C11%2C12</w:t>
+      </w:r>
+      <w:r>
         <w:fldChar w:fldCharType="end"/>
-      </w:r>
-    </w:p>
-    <w:p>
-      <w:r>
-        <w:br w:type="page"/>
       </w:r>
       <w:bookmarkStart w:id="0" w:name="_GoBack"/>
       <w:bookmarkEnd w:id="0"/>
+      <w:r>
+        <w:br w:type="page"/>
+      </w:r>
     </w:p>
     <w:p>
       <w:pPr>
@@ -989,7 +621,19 @@
         <w:szCs w:val="24"/>
         <w:highlight w:val="yellow"/>
       </w:rPr>
-      <w:t>25DCE092</w:t>
+      <w:t>25DCE0</w:t>
+    </w:r>
+    <w:r>
+      <w:rPr>
+        <w:rFonts w:hint="default" w:cs="Times New Roman"/>
+        <w:b/>
+        <w:bCs/>
+        <w:sz w:val="24"/>
+        <w:szCs w:val="24"/>
+        <w:highlight w:val="yellow"/>
+        <w:lang w:val="en-US"/>
+      </w:rPr>
+      <w:t>14</w:t>
     </w:r>
     <w:r>
       <w:rPr>
@@ -1135,7 +779,7 @@
     <w:lsdException w:unhideWhenUsed="0" w:uiPriority="0" w:semiHidden="0" w:name="table of figures"/>
     <w:lsdException w:unhideWhenUsed="0" w:uiPriority="0" w:semiHidden="0" w:name="envelope address"/>
     <w:lsdException w:unhideWhenUsed="0" w:uiPriority="0" w:semiHidden="0" w:name="envelope return"/>
-    <w:lsdException w:uiPriority="99" w:name="footnote reference"/>
+    <w:lsdException w:qFormat="1" w:uiPriority="99" w:name="footnote reference"/>
     <w:lsdException w:unhideWhenUsed="0" w:uiPriority="0" w:semiHidden="0" w:name="annotation reference"/>
     <w:lsdException w:unhideWhenUsed="0" w:uiPriority="0" w:semiHidden="0" w:name="line number"/>
     <w:lsdException w:unhideWhenUsed="0" w:uiPriority="0" w:semiHidden="0" w:name="page number"/>
@@ -1182,7 +826,7 @@
     <w:lsdException w:unhideWhenUsed="0" w:uiPriority="0" w:semiHidden="0" w:name="Body Text Indent 2"/>
     <w:lsdException w:unhideWhenUsed="0" w:uiPriority="0" w:semiHidden="0" w:name="Body Text Indent 3"/>
     <w:lsdException w:unhideWhenUsed="0" w:uiPriority="0" w:semiHidden="0" w:name="Block Text"/>
-    <w:lsdException w:uiPriority="99" w:semiHidden="0" w:name="Hyperlink"/>
+    <w:lsdException w:qFormat="1" w:uiPriority="99" w:semiHidden="0" w:name="Hyperlink"/>
     <w:lsdException w:unhideWhenUsed="0" w:uiPriority="0" w:semiHidden="0" w:name="FollowedHyperlink"/>
     <w:lsdException w:qFormat="1" w:unhideWhenUsed="0" w:uiPriority="0" w:semiHidden="0" w:name="Strong"/>
     <w:lsdException w:qFormat="1" w:unhideWhenUsed="0" w:uiPriority="0" w:semiHidden="0" w:name="Emphasis"/>
@@ -1481,6 +1125,7 @@
     <w:name w:val="footnote reference"/>
     <w:semiHidden/>
     <w:unhideWhenUsed/>
+    <w:qFormat/>
     <w:uiPriority w:val="99"/>
     <w:rPr>
       <w:vertAlign w:val="superscript"/>
@@ -1505,6 +1150,7 @@
   <w:style w:type="character" w:styleId="14">
     <w:name w:val="Hyperlink"/>
     <w:unhideWhenUsed/>
+    <w:qFormat/>
     <w:uiPriority w:val="99"/>
     <w:rPr>
       <w:color w:val="0563C1"/>
@@ -1548,6 +1194,7 @@
     <w:link w:val="11"/>
     <w:semiHidden/>
     <w:unhideWhenUsed/>
+    <w:qFormat/>
     <w:uiPriority w:val="99"/>
     <w:rPr>
       <w:sz w:val="20"/>

--- a/Practical-9,10,11,12/Practical_12.docx
+++ b/Practical-9,10,11,12/Practical_12.docx
@@ -214,6 +214,8 @@
       <w:r>
         <w:br w:type="page"/>
       </w:r>
+      <w:bookmarkStart w:id="0" w:name="_GoBack"/>
+      <w:bookmarkEnd w:id="0"/>
     </w:p>
     <w:p>
       <w:pPr>
@@ -476,8 +478,6 @@
       <w:r>
         <w:fldChar w:fldCharType="end"/>
       </w:r>
-      <w:bookmarkStart w:id="0" w:name="_GoBack"/>
-      <w:bookmarkEnd w:id="0"/>
       <w:r>
         <w:br w:type="page"/>
       </w:r>
@@ -597,6 +597,7 @@
       <w:footerReference r:id="rId4" w:type="default"/>
       <w:pgSz w:w="11906" w:h="16838"/>
       <w:pgMar w:top="1440" w:right="1440" w:bottom="1440" w:left="1440" w:header="708" w:footer="708" w:gutter="0"/>
+      <w:pgNumType w:start="62"/>
       <w:cols w:space="720" w:num="1"/>
       <w:docGrid w:linePitch="360" w:charSpace="0"/>
     </w:sectPr>
